--- a/docs/docx/zayavlenie_subsid.docx
+++ b/docs/docx/zayavlenie_subsid.docx
@@ -20,7 +20,7 @@
     <w:p/>
     <w:p>
       <w:r>
-        <w:t>Заявитель: {{ФИО_УПРАВЛЯЮЩЕГО}}, {{ВИД_УПРАВЛЯЮЩЕГО}} {{ДОЛЖНИК_НАИМЕНОВАНИЕ}}, член {{СРО}}, ИНН {{ИНН_УПРАВЛЯЮЩЕГО}}, рег. номер в сводном реестре {{РЕГ_НОМЕР_АУ}}, адрес для корреспонденции: {{АДРЕС_АУ}}, тел. {{ТЕЛ_АУ}}, e-mail {{EMAIL_АУ}}</w:t>
+        <w:t>Заявитель: {{ФИО_УПРАВЛЯЮЩЕГО}}, {{ВИД_УПРАВЛЯЮЩЕГО}} {{ДОЛЖНИК_НАИМЕНОВАНИЕ}}, член СРО: {{СРО}}, ИНН {{ИНН_УПРАВЛЯЮЩЕГО}}, рег. номер в сводном реестре {{РЕГ_НОМЕР_АУ}}, адрес для корреспонденции: {{АДРЕС_АУ}}, тел. {{ТЕЛ_АУ}}, e-mail {{EMAIL_АУ}}</w:t>
       </w:r>
     </w:p>
     <w:p/>
@@ -45,7 +45,7 @@
     <w:p/>
     <w:p>
       <w:r>
-        <w:t>Определением (решением) {{СУД}} от {{ДАТА_СУДЕБНОГО_АКТА}} по делу № {{НОМЕР_ДЕЛА}} в отношении {{ДОЛЖНИК_НАИМЕНОВАНИЕ}} (ИНН {{ДОЛЖНИК_ИНН}}, ОГРН/СНИЛС {{ДОЛЖНИК_ОГРН_СНИЛС}}, адрес: {{ДОЛЖНИК_АДРЕС}}) введена процедура {{ПРОЦЕДУРА}}, {{ВИД_УПРАВЛЯЮЩЕГО}} утверждён(а) {{ФИО_УПРАВЛЯЮЩЕГО}}.</w:t>
+        <w:t>Определением (решением) {{СУД}} от {{ДАТА_СУДЕБНОГО_АКТА}} по делу № {{НОМЕР_ДЕЛА}} в отношении {{ДОЛЖНИК_НАИМЕНОВАНИЕ}} (ИНН {{ДОЛЖНИК_ИНН}}, ОГРН/СНИЛС {{ДОЛЖНИК_ОГРН_СНИЛС}}, адрес: {{ДОЛЖНИК_АДРЕС}}) введена процедура банкротства: {{ПРОЦЕДУРА}}; управляющим утверждён(а) {{ФИО_УПРАВЛЯЮЩЕГО}}.</w:t>
       </w:r>
     </w:p>
     <w:p/>

--- a/docs/docx/zayavlenie_subsid.docx
+++ b/docs/docx/zayavlenie_subsid.docx
@@ -134,7 +134,7 @@
     <w:p/>
     <w:p>
       <w:r>
-        <w:t>«__» __________ 20__ г.</w:t>
+        <w:t>{{ДАТА}}</w:t>
       </w:r>
     </w:p>
     <w:sectPr>

--- a/docs/docx/zayavlenie_subsid.docx
+++ b/docs/docx/zayavlenie_subsid.docx
@@ -26,7 +26,22 @@
     <w:p/>
     <w:p>
       <w:r>
-        <w:t>Должник: {{ДОЛЖНИК_НАИМЕНОВАНИЕ}} (ИНН {{ДОЛЖНИК_ИНН}}, ОГРН/СНИЛС {{ДОЛЖНИК_ОГРН_СНИЛС}}, адрес: {{ДОЛЖНИК_АДРЕС}})</w:t>
+        <w:t>Должник: {{ДОЛЖНИК_НАИМЕНОВАНИЕ}} (ИНН {{ДОЛЖНИК_ИНН}}, ОГРН/ОГРНИП {{ДОЛЖНИК_ОГРН}}, адрес: {{ДОЛЖНИК_АДРЕС}})</w:t>
+      </w:r>
+    </w:p>
+    <w:p>
+      <w:r>
+        <w:t>{{#if debtor_is_person}}</w:t>
+      </w:r>
+    </w:p>
+    <w:p>
+      <w:r>
+        <w:t>Должник-гражданин: дата рождения {{ДОЛЖНИК_ДАТА_РОЖДЕНИЯ}}, место рождения {{ДОЛЖНИК_МЕСТО_РОЖДЕНИЯ}}, СНИЛС {{ДОЛЖНИК_СНИЛС}}.</w:t>
+      </w:r>
+    </w:p>
+    <w:p>
+      <w:r>
+        <w:t>{{/if}}</w:t>
       </w:r>
     </w:p>
     <w:p/>
@@ -45,35 +60,106 @@
     <w:p/>
     <w:p>
       <w:r>
-        <w:t>Определением (решением) {{СУД}} от {{ДАТА_СУДЕБНОГО_АКТА}} по делу № {{НОМЕР_ДЕЛА}} в отношении {{ДОЛЖНИК_НАИМЕНОВАНИЕ}} (ИНН {{ДОЛЖНИК_ИНН}}, ОГРН/СНИЛС {{ДОЛЖНИК_ОГРН_СНИЛС}}, адрес: {{ДОЛЖНИК_АДРЕС}}) введена процедура банкротства: {{ПРОЦЕДУРА}}; управляющим утверждён(а) {{ФИО_УПРАВЛЯЮЩЕГО}}.</w:t>
+        <w:t>Определением (решением) {{СУД}} от {{ДАТА_СУДЕБНОГО_АКТА}} по делу № {{НОМЕР_ДЕЛА}} в отношении {{ДОЛЖНИК_НАИМЕНОВАНИЕ}} (ИНН {{ДОЛЖНИК_ИНН}}, ОГРН/ОГРНИП {{ДОЛЖНИК_ОГРН}}, адрес: {{ДОЛЖНИК_АДРЕС}}) введена процедура банкротства: {{ПРОЦЕДУРА}}; управляющим утверждён(а) {{ФИО_УПРАВЛЯЮЩЕГО}}.</w:t>
       </w:r>
     </w:p>
     <w:p/>
     <w:p>
       <w:r>
-        <w:t>Ответчики (КДЛ): {{ОТВЕТЧИКИ}}.</w:t>
+        <w:t>Ответчики (контролирующие должника лица):</w:t>
+      </w:r>
+    </w:p>
+    <w:p>
+      <w:r>
+        <w:t>{{#each defendants}}</w:t>
+      </w:r>
+    </w:p>
+    <w:p>
+      <w:r>
+        <w:t>Ответчик: {{ОТВЕТЧИК}}, адрес: {{ОТВЕТЧИК_АДРЕС}}, ИНН {{ОТВЕТЧИК_ИНН}}, ОГРН/ОГРНИП {{ОТВЕТЧИК_ОГРН}}.</w:t>
+      </w:r>
+    </w:p>
+    <w:p>
+      <w:r>
+        <w:t>{{#if defendant_is_person}}</w:t>
+      </w:r>
+    </w:p>
+    <w:p>
+      <w:r>
+        <w:t>Дата рождения: {{ОТВЕТЧИК_ДАТА_РОЖДЕНИЯ}}, место рождения: {{ОТВЕТЧИК_МЕСТО_РОЖДЕНИЯ}}, СНИЛС {{ОТВЕТЧИК_СНИЛС}}.</w:t>
+      </w:r>
+    </w:p>
+    <w:p>
+      <w:r>
+        <w:t>{{/if}}</w:t>
+      </w:r>
+    </w:p>
+    <w:p>
+      <w:r>
+        <w:t>Основание отнесения к контролирующим должника лицам: {{ОСНОВАНИЕ_КОНТРОЛЯ}}.</w:t>
+      </w:r>
+    </w:p>
+    <w:p>
+      <w:r>
+        <w:t>Период контроля: с {{ПЕРИОД_КОНТРОЛЯ_С}} по {{ПЕРИОД_КОНТРОЛЯ_ПО}} (п. 1 ст. 61.10 127-ФЗ).</w:t>
+      </w:r>
+    </w:p>
+    <w:p>
+      <w:r>
+        <w:t>{{#if influence_description}}</w:t>
+      </w:r>
+    </w:p>
+    <w:p>
+      <w:r>
+        <w:t>Лицо не может быть признано контролирующим должника только на том основании, что оно состояло в отношениях родства или свойства с членами органов должника, либо ему были переданы полномочия на совершение от имени должника отдельных ординарных сделок, либо оно замещало должность главного бухгалтера, финансового директора (абз. 4 п. 3 постановления Пленума ВС РФ от 21.12.2017 № 53). Фактическое влияние ответчика на действия должника: {{ОПИСАНИЕ_ВЛИЯНИЯ}}.</w:t>
+      </w:r>
+    </w:p>
+    <w:p>
+      <w:r>
+        <w:t>{{/if}}</w:t>
+      </w:r>
+    </w:p>
+    <w:p>
+      <w:r>
+        <w:t>Основание ответственности: {{ОСНОВАНИЕ_ОТВЕТСТВЕННОСТИ}}.</w:t>
+      </w:r>
+    </w:p>
+    <w:p>
+      <w:r>
+        <w:t>{{#if liability_6112}}</w:t>
+      </w:r>
+    </w:p>
+    <w:p>
+      <w:r>
+        <w:t>Обстоятельства, предусмотренные п. 1 ст. 9 127-ФЗ, возникли {{ДАТА_ВОЗНИКНОВЕНИЯ_ОБСТОЯТЕЛЬСТВ}}. Обязательства, возникшие после истечения срока, предусмотренного ст. 9 (с {{ДАТА_ИСТЕЧЕНИЯ_СРОКА_СТ9}}), и до возбуждения дела о банкротстве составляют {{РАЗМЕР_61_12}} руб. (п. 2 ст. 61.12 127-ФЗ).</w:t>
+      </w:r>
+    </w:p>
+    <w:p>
+      <w:r>
+        <w:t>{{/if}}</w:t>
+      </w:r>
+    </w:p>
+    <w:p>
+      <w:r>
+        <w:t>{{/each}}</w:t>
       </w:r>
     </w:p>
     <w:p/>
     <w:p>
       <w:r>
-        <w:t>Основания:</w:t>
-      </w:r>
-    </w:p>
-    <w:p>
-      <w:r>
-        <w:t>1. Невозможность полного погашения требований вследствие действий (бездействия) КДЛ (ст. 61.11): {{ОСНОВАНИЯ_61_11}} (непередача документации, сделки, причинившие существенный вред, и др.).</w:t>
-      </w:r>
-    </w:p>
-    <w:p>
-      <w:r>
-        <w:t>2. Неподача заявления должника о банкротстве (ст. 61.12): обязанность возникла {{ДАТА_ВОЗНИКНОВЕНИЯ}}; размер обязательств, возникших после этой даты: {{РАЗМЕР_61_12}} руб.</w:t>
+        <w:t>Признаки объективного банкротства возникли не позднее {{ДАТА_ПРИЗНАКОВ_БАНКРОТСТВА}}.</w:t>
       </w:r>
     </w:p>
     <w:p/>
     <w:p>
       <w:r>
-        <w:t>Размер ответственности: {{РАЗМЕР}} руб. (совокупный размер требований, не погашенных из-за недостаточности имущества).</w:t>
+        <w:t>Обстоятельства, свидетельствующие о невозможности полного погашения требований кредиторов вследствие действий (бездействия) ответчиков (ст. 61.11): {{ОСНОВАНИЯ_61_11}}.</w:t>
+      </w:r>
+    </w:p>
+    <w:p/>
+    <w:p>
+      <w:r>
+        <w:t>Размер ответственности по ст. 61.11: {{РАЗМЕР}} руб. (совокупный размер требований, не погашенных из-за недостаточности имущества).</w:t>
       </w:r>
     </w:p>
     <w:p/>
@@ -84,7 +170,7 @@
     </w:p>
     <w:p>
       <w:r>
-        <w:t>1. Признать доказанным наличие оснований для привлечения {{ОТВЕТЧИКИ}} к субсидиарной ответственности.</w:t>
+        <w:t>1. Признать доказанным наличие оснований для привлечения ответчиков к субсидиарной ответственности.</w:t>
       </w:r>
     </w:p>
     <w:p>
@@ -95,6 +181,21 @@
     <w:p>
       <w:r>
         <w:t>3. Принять обеспечительные меры (арест имущества ответчиков в пределах {{СУММА_ОБЕСПЕЧЕНИЯ}} руб.).</w:t>
+      </w:r>
+    </w:p>
+    <w:p>
+      <w:r>
+        <w:t>{{#if poshlina_deferral}}</w:t>
+      </w:r>
+    </w:p>
+    <w:p>
+      <w:r>
+        <w:t>4. Предоставить отсрочку уплаты государственной пошлины до рассмотрения заявления по существу в связи с отсутствием денежных средств в конкурсной массе (ст. 333.41 НК РФ, ст. 102 АПК РФ).</w:t>
+      </w:r>
+    </w:p>
+    <w:p>
+      <w:r>
+        <w:t>{{/if}}</w:t>
       </w:r>
     </w:p>
     <w:p/>
@@ -111,12 +212,57 @@
     </w:p>
     <w:p>
       <w:r>
-        <w:t>1. Документ, подтверждающий направление копии лицам, участвующим в деле.</w:t>
+        <w:t>1. Документы, подтверждающие направление копии заявления ответчикам заказным письмом с уведомлением о вручении и иным лицам, участвующим в деле (ч. 3 ст. 125, п. 1 ч. 1 ст. 126 АПК РФ).</w:t>
       </w:r>
     </w:p>
     <w:p>
       <w:r>
-        <w:t>2. {{ИНЫЕ_ПРИЛОЖЕНИЯ}}</w:t>
+        <w:t>2. Выписка из ЕГРЮЛ / ЕГРИП в отношении ответчика (ответчиков) — юридического лица или индивидуального предпринимателя, полученная не ранее чем за 30 дней до обращения в суд (п. 9 ч. 1 ст. 126 АПК РФ).</w:t>
+      </w:r>
+    </w:p>
+    <w:p>
+      <w:r>
+        <w:t>3. Копия судебного акта об утверждении арбитражного управляющего — документ о статусе и полномочиях заявителя (п. 5 ч. 1 ст. 126 АПК РФ).</w:t>
+      </w:r>
+    </w:p>
+    <w:p>
+      <w:r>
+        <w:t>4. Государственная пошлина: {{ГОСПОШЛИНА}}.</w:t>
+      </w:r>
+    </w:p>
+    <w:p>
+      <w:r>
+        <w:t>{{#if poshlina_paid}}</w:t>
+      </w:r>
+    </w:p>
+    <w:p>
+      <w:r>
+        <w:t>5. Платёжное поручение об уплате государственной пошлины (п. 2 ч. 1 ст. 126 АПК РФ).</w:t>
+      </w:r>
+    </w:p>
+    <w:p>
+      <w:r>
+        <w:t>{{/if}}</w:t>
+      </w:r>
+    </w:p>
+    <w:p>
+      <w:r>
+        <w:t>{{#if poshlina_deferral}}</w:t>
+      </w:r>
+    </w:p>
+    <w:p>
+      <w:r>
+        <w:t>5. Документы об остатке денежных средств на счетах должника.</w:t>
+      </w:r>
+    </w:p>
+    <w:p>
+      <w:r>
+        <w:t>{{/if}}</w:t>
+      </w:r>
+    </w:p>
+    <w:p>
+      <w:r>
+        <w:t>6. {{ИНЫЕ_ПРИЛОЖЕНИЯ}}</w:t>
       </w:r>
     </w:p>
     <w:p/>

--- a/docs/docx/zayavlenie_subsid.docx
+++ b/docs/docx/zayavlenie_subsid.docx
@@ -26,7 +26,7 @@
     <w:p/>
     <w:p>
       <w:r>
-        <w:t>Должник: {{ДОЛЖНИК_НАИМЕНОВАНИЕ}} (ИНН {{ДОЛЖНИК_ИНН}}, ОГРН/ОГРНИП {{ДОЛЖНИК_ОГРН}}, адрес: {{ДОЛЖНИК_АДРЕС}})</w:t>
+        <w:t>Должник: {{ДОЛЖНИК_НАИМЕНОВАНИЕ}} (ИНН {{ДОЛЖНИК_ИНН}}{{#if ДОЛЖНИК_ОГРН}}, ОГРН/ОГРНИП {{ДОЛЖНИК_ОГРН}}{{/if}}, адрес: {{ДОЛЖНИК_АДРЕС}})</w:t>
       </w:r>
     </w:p>
     <w:p>
@@ -36,7 +36,7 @@
     </w:p>
     <w:p>
       <w:r>
-        <w:t>Должник-гражданин: дата рождения {{ДОЛЖНИК_ДАТА_РОЖДЕНИЯ}}, место рождения {{ДОЛЖНИК_МЕСТО_РОЖДЕНИЯ}}, СНИЛС {{ДОЛЖНИК_СНИЛС}}.</w:t>
+        <w:t>Должник-гражданин: дата рождения {{ДОЛЖНИК_ДАТА_РОЖДЕНИЯ}}, место рождения {{ДОЛЖНИК_МЕСТО_РОЖДЕНИЯ}}{{#if ДОЛЖНИК_СНИЛС}}, СНИЛС {{ДОЛЖНИК_СНИЛС}}{{/if}}.</w:t>
       </w:r>
     </w:p>
     <w:p>
@@ -60,7 +60,7 @@
     <w:p/>
     <w:p>
       <w:r>
-        <w:t>Определением (решением) {{СУД}} от {{ДАТА_СУДЕБНОГО_АКТА}} по делу № {{НОМЕР_ДЕЛА}} в отношении {{ДОЛЖНИК_НАИМЕНОВАНИЕ}} (ИНН {{ДОЛЖНИК_ИНН}}, ОГРН/ОГРНИП {{ДОЛЖНИК_ОГРН}}, адрес: {{ДОЛЖНИК_АДРЕС}}) введена процедура банкротства: {{ПРОЦЕДУРА}}; управляющим утверждён(а) {{ФИО_УПРАВЛЯЮЩЕГО}}.</w:t>
+        <w:t>Определением (решением) {{СУД}} от {{ДАТА_СУДЕБНОГО_АКТА}} по делу № {{НОМЕР_ДЕЛА}} в отношении {{ДОЛЖНИК_НАИМЕНОВАНИЕ}} (ИНН {{ДОЛЖНИК_ИНН}}{{#if ДОЛЖНИК_ОГРН}}, ОГРН/ОГРНИП {{ДОЛЖНИК_ОГРН}}{{/if}}, адрес: {{ДОЛЖНИК_АДРЕС}}) введена процедура банкротства: {{ПРОЦЕДУРА}}; управляющим утверждён(а) {{ФИО_УПРАВЛЯЮЩЕГО}}.</w:t>
       </w:r>
     </w:p>
     <w:p/>
@@ -76,7 +76,7 @@
     </w:p>
     <w:p>
       <w:r>
-        <w:t>Ответчик: {{ОТВЕТЧИК}}, адрес: {{ОТВЕТЧИК_АДРЕС}}, ИНН {{ОТВЕТЧИК_ИНН}}, ОГРН/ОГРНИП {{ОТВЕТЧИК_ОГРН}}.</w:t>
+        <w:t>Ответчик: {{ОТВЕТЧИК}}, адрес: {{ОТВЕТЧИК_АДРЕС}}{{#if ОТВЕТЧИК_ИНН}}, ИНН {{ОТВЕТЧИК_ИНН}}{{/if}}{{#if ОТВЕТЧИК_ОГРН}}, ОГРН/ОГРНИП {{ОТВЕТЧИК_ОГРН}}{{/if}}.</w:t>
       </w:r>
     </w:p>
     <w:p>
@@ -86,7 +86,7 @@
     </w:p>
     <w:p>
       <w:r>
-        <w:t>Дата рождения: {{ОТВЕТЧИК_ДАТА_РОЖДЕНИЯ}}, место рождения: {{ОТВЕТЧИК_МЕСТО_РОЖДЕНИЯ}}, СНИЛС {{ОТВЕТЧИК_СНИЛС}}.</w:t>
+        <w:t>Дата рождения: {{ОТВЕТЧИК_ДАТА_РОЖДЕНИЯ}}, место рождения: {{ОТВЕТЧИК_МЕСТО_РОЖДЕНИЯ}}{{#if ОТВЕТЧИК_СНИЛС}}, СНИЛС {{ОТВЕТЧИК_СНИЛС}}{{/if}}.</w:t>
       </w:r>
     </w:p>
     <w:p>

--- a/docs/docx/zayavlenie_subsid.docx
+++ b/docs/docx/zayavlenie_subsid.docx
@@ -237,7 +237,7 @@
     </w:p>
     <w:p>
       <w:r>
-        <w:t>5. Платёжное поручение об уплате государственной пошлины (п. 2 ч. 1 ст. 126 АПК РФ).</w:t>
+        <w:t>4.1. Платёжное поручение об уплате государственной пошлины (п. 2 ч. 1 ст. 126 АПК РФ).</w:t>
       </w:r>
     </w:p>
     <w:p>
@@ -252,7 +252,7 @@
     </w:p>
     <w:p>
       <w:r>
-        <w:t>5. Документы об остатке денежных средств на счетах должника.</w:t>
+        <w:t>4.1. Документы об остатке денежных средств на счетах должника.</w:t>
       </w:r>
     </w:p>
     <w:p>
@@ -262,7 +262,7 @@
     </w:p>
     <w:p>
       <w:r>
-        <w:t>6. {{ИНЫЕ_ПРИЛОЖЕНИЯ}}</w:t>
+        <w:t>{{#if ИНЫЕ_ПРИЛОЖЕНИЯ}}5. {{ИНЫЕ_ПРИЛОЖЕНИЯ}}{{/if}}</w:t>
       </w:r>
     </w:p>
     <w:p/>

--- a/docs/docx/zayavlenie_subsid.docx
+++ b/docs/docx/zayavlenie_subsid.docx
@@ -47,6 +47,7 @@
     <w:p/>
     <w:p>
       <w:pPr>
+        <w:keepNext/>
         <w:jc w:val="center"/>
       </w:pPr>
       <w:r>
@@ -165,6 +166,30 @@
     <w:p/>
     <w:p>
       <w:r>
+        <w:t>{{#if ЦЕНА_ТРЕБОВАНИЯ}}Цена требования: {{ЦЕНА_ТРЕБОВАНИЯ}} руб.{{/if}}</w:t>
+      </w:r>
+    </w:p>
+    <w:p>
+      <w:r>
+        <w:t>{{#if size_undetermined}}</w:t>
+      </w:r>
+    </w:p>
+    <w:p>
+      <w:r>
+        <w:t>Цена требования: размер субсидиарной ответственности не может быть определён до окончания расчётов с кредиторами (п. 7 ст. 61.16 127-ФЗ). Заявитель ходатайствует о приостановлении рассмотрения заявления в части определения размера ответственности до окончания расчётов с кредиторами (п. 7 ст. 61.16 127-ФЗ).</w:t>
+      </w:r>
+    </w:p>
+    <w:p>
+      <w:r>
+        <w:t>{{/if}}</w:t>
+      </w:r>
+    </w:p>
+    <w:p/>
+    <w:p>
+      <w:pPr>
+        <w:keepNext/>
+      </w:pPr>
+      <w:r>
         <w:t>Прошу:</w:t>
       </w:r>
     </w:p>
@@ -200,85 +225,165 @@
     </w:p>
     <w:p/>
     <w:p>
+      <w:pPr>
+        <w:keepNext/>
+        <w:keepLines/>
+      </w:pPr>
       <w:r>
         <w:t>Правовое основание: ст. 61.10–61.14, 61.16 127-ФЗ.</w:t>
       </w:r>
     </w:p>
-    <w:p/>
     <w:p>
+      <w:pPr>
+        <w:keepNext/>
+        <w:keepLines/>
+      </w:pPr>
+    </w:p>
+    <w:p>
+      <w:pPr>
+        <w:keepNext/>
+        <w:keepLines/>
+      </w:pPr>
       <w:r>
         <w:t>Приложения:</w:t>
       </w:r>
     </w:p>
     <w:p>
+      <w:pPr>
+        <w:keepNext/>
+      </w:pPr>
       <w:r>
-        <w:t>1. Документы, подтверждающие направление копии заявления ответчикам заказным письмом с уведомлением о вручении и иным лицам, участвующим в деле (ч. 3 ст. 125, п. 1 ч. 1 ст. 126 АПК РФ).</w:t>
+        <w:t>1. Документы, подтверждающие направление копии заявления ответчикам заказным письмом с уведомлением о вручении и иным лицам, участвующим в деле (ч. 3 ст. 125, п. 1 ч. 1 ст. 126 АПК РФ){{#if ПРИЛ_1_ЛИСТОВ}} на {{ПРИЛ_1_ЛИСТОВ}} л.{{/if}} в {{ПРИЛ_1_ЭКЗ}} экз.</w:t>
       </w:r>
     </w:p>
     <w:p>
+      <w:pPr>
+        <w:keepNext/>
+      </w:pPr>
       <w:r>
-        <w:t>2. Выписка из ЕГРЮЛ / ЕГРИП в отношении ответчика (ответчиков) — юридического лица или индивидуального предпринимателя, полученная не ранее чем за 30 дней до обращения в суд (п. 9 ч. 1 ст. 126 АПК РФ).</w:t>
+        <w:t>2. Выписка из ЕГРЮЛ / ЕГРИП в отношении ответчика (ответчиков) — юридического лица или индивидуального предпринимателя, полученная не ранее чем за 30 дней до обращения в суд (п. 9 ч. 1 ст. 126 АПК РФ){{#if ПРИЛ_2_ЛИСТОВ}} на {{ПРИЛ_2_ЛИСТОВ}} л.{{/if}} в {{ПРИЛ_2_ЭКЗ}} экз.</w:t>
       </w:r>
     </w:p>
     <w:p>
+      <w:pPr>
+        <w:keepNext/>
+      </w:pPr>
       <w:r>
-        <w:t>3. Копия судебного акта об утверждении арбитражного управляющего — документ о статусе и полномочиях заявителя (п. 5 ч. 1 ст. 126 АПК РФ).</w:t>
+        <w:t>3. Копия судебного акта об утверждении арбитражного управляющего — документ о статусе и полномочиях заявителя (п. 5 ч. 1 ст. 126 АПК РФ){{#if ПРИЛ_3_ЛИСТОВ}} на {{ПРИЛ_3_ЛИСТОВ}} л.{{/if}} в {{ПРИЛ_3_ЭКЗ}} экз.</w:t>
       </w:r>
     </w:p>
     <w:p>
+      <w:pPr>
+        <w:keepNext/>
+        <w:keepLines/>
+      </w:pPr>
       <w:r>
-        <w:t>4. Государственная пошлина: {{ГОСПОШЛИНА}}.</w:t>
+        <w:t>4. Государственная пошлина: {{ГОСПОШЛИНА}}</w:t>
       </w:r>
     </w:p>
     <w:p>
+      <w:pPr>
+        <w:keepNext/>
+        <w:keepLines/>
+      </w:pPr>
       <w:r>
         <w:t>{{#if poshlina_paid}}</w:t>
       </w:r>
     </w:p>
     <w:p>
+      <w:pPr>
+        <w:keepNext/>
+        <w:keepLines/>
+      </w:pPr>
       <w:r>
-        <w:t>4.1. Платёжное поручение об уплате государственной пошлины (п. 2 ч. 1 ст. 126 АПК РФ).</w:t>
+        <w:t>4.1. Платёжное поручение об уплате государственной пошлины (п. 2 ч. 1 ст. 126 АПК РФ){{#if ПРИЛ_ПОШЛИНА_ЛИСТОВ}} на {{ПРИЛ_ПОШЛИНА_ЛИСТОВ}} л.{{/if}} в {{ПРИЛ_ПОШЛИНА_ЭКЗ}} экз.</w:t>
       </w:r>
     </w:p>
     <w:p>
+      <w:pPr>
+        <w:keepNext/>
+        <w:keepLines/>
+      </w:pPr>
       <w:r>
         <w:t>{{/if}}</w:t>
       </w:r>
     </w:p>
     <w:p>
+      <w:pPr>
+        <w:keepNext/>
+        <w:keepLines/>
+      </w:pPr>
       <w:r>
         <w:t>{{#if poshlina_deferral}}</w:t>
       </w:r>
     </w:p>
     <w:p>
+      <w:pPr>
+        <w:keepNext/>
+        <w:keepLines/>
+      </w:pPr>
       <w:r>
-        <w:t>4.1. Документы об остатке денежных средств на счетах должника.</w:t>
+        <w:t>4.1. Документы об остатке денежных средств на счетах должника{{#if ПРИЛ_ОСТАТОК_ЛИСТОВ}} на {{ПРИЛ_ОСТАТОК_ЛИСТОВ}} л.{{/if}} в {{ПРИЛ_ОСТАТОК_ЭКЗ}} экз.</w:t>
       </w:r>
     </w:p>
     <w:p>
+      <w:pPr>
+        <w:keepNext/>
+        <w:keepLines/>
+      </w:pPr>
       <w:r>
         <w:t>{{/if}}</w:t>
       </w:r>
     </w:p>
     <w:p>
+      <w:pPr>
+        <w:keepNext/>
+        <w:keepLines/>
+      </w:pPr>
       <w:r>
         <w:t>{{#if ИНЫЕ_ПРИЛОЖЕНИЯ}}5. {{ИНЫЕ_ПРИЛОЖЕНИЯ}}{{/if}}</w:t>
       </w:r>
     </w:p>
-    <w:p/>
     <w:p>
+      <w:pPr>
+        <w:keepNext/>
+        <w:keepLines/>
+      </w:pPr>
+    </w:p>
+    <w:p>
+      <w:pPr>
+        <w:keepNext/>
+        <w:keepLines/>
+      </w:pPr>
       <w:r>
         <w:t>{{ВИД_УПРАВЛЯЮЩЕГО}} {{ДОЛЖНИК_НАИМЕНОВАНИЕ}}</w:t>
       </w:r>
     </w:p>
-    <w:p/>
     <w:p>
+      <w:pPr>
+        <w:keepNext/>
+        <w:keepLines/>
+      </w:pPr>
+    </w:p>
+    <w:p>
+      <w:pPr>
+        <w:keepNext/>
+        <w:keepLines/>
+      </w:pPr>
       <w:r>
         <w:t>__________________ / {{ФИО_УПРАВЛЯЮЩЕГО}} /</w:t>
       </w:r>
     </w:p>
-    <w:p/>
     <w:p>
+      <w:pPr>
+        <w:keepNext/>
+        <w:keepLines/>
+      </w:pPr>
+    </w:p>
+    <w:p>
+      <w:pPr>
+        <w:keepLines/>
+      </w:pPr>
       <w:r>
         <w:t>{{ДАТА}}</w:t>
       </w:r>
@@ -659,6 +764,7 @@
     <w:rPr>
       <w:rFonts w:ascii="Times New Roman" w:hAnsi="Times New Roman"/>
       <w:sz w:val="24"/>
+      <w:lang w:val="ru-RU" w:eastAsia="ru-RU"/>
     </w:rPr>
   </w:style>
   <w:style w:type="paragraph" w:styleId="Header">

--- a/docs/docx/zayavlenie_subsid.docx
+++ b/docs/docx/zayavlenie_subsid.docx
@@ -371,7 +371,7 @@
         <w:keepLines/>
       </w:pPr>
       <w:r>
-        <w:t>__________________ / {{ФИО_УПРАВЛЯЮЩЕГО}} /</w:t>
+        <w:t>__________________ {{ФИО_УПРАВЛЯЮЩЕГО_ИОФ}}</w:t>
       </w:r>
     </w:p>
     <w:p>
